--- a/dba/Sprint_to_Manuscript_2week_Plan.docx
+++ b/dba/Sprint_to_Manuscript_2week_Plan.docx
@@ -152,7 +152,7 @@
         <w:rPr>
           <w:b/>
         </w:rPr>
-        <w:t>n = 60–80</w:t>
+        <w:t>n = 100 valid</w:t>
       </w:r>
       <w:r>
         <w:t>; monitor daily |</w:t>
@@ -179,7 +179,7 @@
     </w:p>
     <w:p>
       <w:r>
-        <w:t xml:space="preserve">| Sat Jul 11 – Mon Jul 13 | </w:t>
+        <w:t xml:space="preserve">| Sat Jul 11 – Mon Jul 14 | </w:t>
       </w:r>
       <w:r>
         <w:rPr>
@@ -188,7 +188,25 @@
         <w:t>Analyze</w:t>
       </w:r>
       <w:r>
-        <w:t xml:space="preserve"> | EFA (KMO, Bartlett, parallel analysis, PAF + varimax, loadings) + reliability (α); mediation (PROCESS Model 4) |</w:t>
+        <w:t xml:space="preserve"> | EFA (KMO, Bartlett, parallel analysis, </w:t>
+      </w:r>
+      <w:r>
+        <w:rPr>
+          <w:b/>
+        </w:rPr>
+        <w:t>PAF + Direct Oblimin</w:t>
+      </w:r>
+      <w:r>
+        <w:t xml:space="preserve">, loadings) + reliability (Cronbach's α). </w:t>
+      </w:r>
+      <w:r>
+        <w:rPr>
+          <w:i/>
+        </w:rPr>
+        <w:t>No mediation — out of scope per advisor.</w:t>
+      </w:r>
+      <w:r>
+        <w:t xml:space="preserve"> |</w:t>
       </w:r>
     </w:p>
     <w:p>
@@ -658,7 +676,7 @@
         <w:rPr>
           <w:b/>
         </w:rPr>
-        <w:t>n = 60–80 valid by Jul 8.</w:t>
+        <w:t>n = 100 valid by Jul 8.</w:t>
       </w:r>
     </w:p>
     <w:p>
@@ -800,7 +818,16 @@
         <w:t>Rotate:</w:t>
       </w:r>
       <w:r>
-        <w:t xml:space="preserve"> varimax; inspect the pattern matrix; flag cross-loadings and weak loadings (&lt; .40).</w:t>
+        <w:t xml:space="preserve"> </w:t>
+      </w:r>
+      <w:r>
+        <w:rPr>
+          <w:b/>
+        </w:rPr>
+        <w:t>Direct Oblimin</w:t>
+      </w:r>
+      <w:r>
+        <w:t xml:space="preserve"> (oblique); inspect the pattern matrix; remove loadings &lt; .30, and decide .30–.40 case-by-case (keep an item if removing it worsens the pattern matrix).</w:t>
       </w:r>
     </w:p>
     <w:p>
@@ -825,24 +852,16 @@
         <w:rPr>
           <w:b/>
         </w:rPr>
-        <w:t>Mediation:</w:t>
-      </w:r>
-      <w:r>
-        <w:t xml:space="preserve"> PROCESS Model 4, 5,000 bootstraps, for the AJQ/APR pathways.</w:t>
-      </w:r>
-    </w:p>
-    <w:p>
-      <w:pPr>
-        <w:pStyle w:val="ListNumber"/>
-      </w:pPr>
-      <w:r>
-        <w:rPr>
-          <w:b/>
-        </w:rPr>
         <w:t>Report:</w:t>
       </w:r>
       <w:r>
-        <w:t xml:space="preserve"> update Ch. 4 (Results) and Ch. 5 (Discussion); Ch. 1–3 (intro, lit, model, hypotheses) are already written.</w:t>
+        <w:t xml:space="preserve"> write the Data Analysis section (EFA factor structure + reliabilities) and a results narrative; Ch. 1–3 (intro, lit, model, hypotheses) are already written. </w:t>
+      </w:r>
+      <w:r>
+        <w:rPr>
+          <w:i/>
+        </w:rPr>
+        <w:t>Mediation/hypothesis testing is out of scope this term (advisor directive) and noted as future research.</w:t>
       </w:r>
     </w:p>
     <w:p>
